--- a/e2e/fixtures/wrap-none-two-seals-title-box-demo.docx
+++ b/e2e/fixtures/wrap-none-two-seals-title-box-demo.docx
@@ -64,7 +64,7 @@
         </w:drawing>
       </w:r>
       <w:r>
-        <w:t> </w:t>
+        <w:t xml:space="preserve"> </w:t>
       </w:r>
     </w:p>
     <w:p>
@@ -117,7 +117,7 @@
         </w:drawing>
       </w:r>
       <w:r>
-        <w:t> </w:t>
+        <w:t xml:space="preserve"> </w:t>
       </w:r>
     </w:p>
     <w:p>
